--- a/clinica-alma/대본/8부/01화_La_carta.docx
+++ b/clinica-alma/대본/8부/01화_La_carta.docx
@@ -5090,7 +5090,7 @@
         <w:pStyle w:val="BodyText"/>
       </w:pPr>
       <w:r>
-        <w:t xml:space="preserve">로레나: 네트워크는요? 파코, 쇼안, 야이사, 마리사.</w:t>
+        <w:t xml:space="preserve">로레나: 네트워크는요? 파코, 숑, 야이사, 마리사.</w:t>
       </w:r>
     </w:p>
     <w:p>
